--- a/EXPORTS/DOCX/published/niveau2/English/MilitaryAndNavy.docx
+++ b/EXPORTS/DOCX/published/niveau2/English/MilitaryAndNavy.docx
@@ -319,7 +319,71 @@
           <w:color w:val="000000"/>
           <w:sz w:val="24"/>
         </w:rPr>
-        <w:t>the deployment of the Army. The Konin</w:t>
+        <w:t>the deployment of th</w:t>
+      </w:r>
+      <w:r>
+        <w:rPr>
+          <w:u w:val="single" w:color="0000ff"/>
+          <w:rFonts w:ascii="Charis SIL Regular" w:hAnsi="Charis SIL Regular" w:eastAsia="Charis SIL Regular"/>
+          <w:b w:val="0"/>
+          <w:i w:val="0"/>
+          <w:color w:val="000000"/>
+          <w:sz w:val="24"/>
+        </w:rPr>
+        <w:hyperlink r:id="rId9" w:history="1">
+          <w:r>
+            <w:rPr>
+              <w:rStyle w:val="Hyperlink"/>
+            </w:rPr>
+            <w:t>e Arm</w:t>
+          </w:r>
+        </w:hyperlink>
+      </w:r>
+      <w:r>
+        <w:rPr>
+          <w:u w:val="single" w:color="0000ff"/>
+          <w:rFonts w:ascii="Charis SIL Regular" w:hAnsi="Charis SIL Regular" w:eastAsia="Charis SIL Regular"/>
+          <w:b w:val="0"/>
+          <w:i w:val="0"/>
+          <w:color w:val="000000"/>
+          <w:sz w:val="24"/>
+        </w:rPr>
+        <w:hyperlink r:id="rId9" w:history="1">
+          <w:r>
+            <w:rPr>
+              <w:rStyle w:val="Hyperlink"/>
+            </w:rPr>
+            <w:t>y. Th</w:t>
+          </w:r>
+        </w:hyperlink>
+      </w:r>
+      <w:r>
+        <w:rPr>
+          <w:u w:val="single" w:color="0000ff"/>
+          <w:rFonts w:ascii="Charis SIL Regular" w:hAnsi="Charis SIL Regular" w:eastAsia="Charis SIL Regular"/>
+          <w:b w:val="0"/>
+          <w:i w:val="0"/>
+          <w:color w:val="000000"/>
+          <w:sz w:val="24"/>
+        </w:rPr>
+        <w:hyperlink r:id="rId9" w:history="1">
+          <w:r>
+            <w:rPr>
+              <w:rStyle w:val="Hyperlink"/>
+            </w:rPr>
+            <w:t>e Koni</w:t>
+          </w:r>
+        </w:hyperlink>
+      </w:r>
+      <w:r>
+        <w:rPr>
+          <w:rFonts w:ascii="Charis SIL Regular" w:hAnsi="Charis SIL Regular" w:eastAsia="Charis SIL Regular"/>
+          <w:b w:val="0"/>
+          <w:i w:val="0"/>
+          <w:color w:val="000000"/>
+          <w:sz w:val="24"/>
+        </w:rPr>
+        <w:t>n</w:t>
       </w:r>
       <w:r>
         <w:rPr>
@@ -1900,6 +1964,7 @@
       </w:r>
       <w:r>
         <w:rPr>
+          <w:u w:val="single" w:color="0000ff"/>
           <w:rFonts w:ascii="Charis SIL Regular" w:hAnsi="Charis SIL Regular" w:eastAsia="Charis SIL Regular"/>
           <w:b w:val="0"/>
           <w:i w:val="0"/>
@@ -2012,7 +2077,7 @@
             <w:rPr>
               <w:rStyle w:val="Hyperlink"/>
             </w:rPr>
-            <w:t>e subjec</w:t>
+            <w:t>e subje</w:t>
           </w:r>
         </w:hyperlink>
       </w:r>
@@ -2024,7 +2089,7 @@
           <w:color w:val="000000"/>
           <w:sz w:val="24"/>
         </w:rPr>
-        <w:t xml:space="preserve">t to </w:t>
+        <w:t xml:space="preserve">ct to </w:t>
       </w:r>
       <w:r>
         <w:rPr>
@@ -2416,7 +2481,7 @@
           <w:sz w:val="24"/>
           <w:u w:val="single"/>
         </w:rPr>
-        <w:t>Scientific research in colonised terr</w:t>
+        <w:t>Scientific research in colonised terri</w:t>
       </w:r>
       <w:r>
         <w:rPr>
@@ -2427,7 +2492,7 @@
           <w:sz w:val="24"/>
           <w:u w:val="single"/>
         </w:rPr>
-        <w:t>i</w:t>
+        <w:t>torie</w:t>
       </w:r>
       <w:r>
         <w:rPr>
@@ -2436,9 +2501,8 @@
           <w:i w:val="0"/>
           <w:color w:val="0000FF"/>
           <w:sz w:val="24"/>
-          <w:u w:val="single"/>
         </w:rPr>
-        <w:t>tories</w:t>
+        <w:t>s</w:t>
       </w:r>
       <w:r>
         <w:br/>

--- a/EXPORTS/DOCX/published/niveau2/English/MilitaryAndNavy.docx
+++ b/EXPORTS/DOCX/published/niveau2/English/MilitaryAndNavy.docx
@@ -638,25 +638,7 @@
           <w:color w:val="000000"/>
           <w:sz w:val="24"/>
         </w:rPr>
-        <w:t xml:space="preserve"> operated in the Dutch East Indies. The KNIL was form</w:t>
-      </w:r>
-      <w:r>
-        <w:rPr>
-          <w:u w:val="single" w:color="0000ff"/>
-          <w:rFonts w:ascii="Charis SIL Regular" w:hAnsi="Charis SIL Regular" w:eastAsia="Charis SIL Regular"/>
-          <w:b w:val="0"/>
-          <w:i w:val="0"/>
-          <w:color w:val="000000"/>
-          <w:sz w:val="24"/>
-        </w:rPr>
-        <w:hyperlink r:id="rId12" w:history="1">
-          <w:r>
-            <w:rPr>
-              <w:rStyle w:val="Hyperlink"/>
-            </w:rPr>
-            <w:t>ed by</w:t>
-          </w:r>
-        </w:hyperlink>
+        <w:t xml:space="preserve"> operated in the Dutch East Indies. The KNIL was formed by</w:t>
       </w:r>
       <w:r>
         <w:rPr>
@@ -695,6 +677,7 @@
       </w:r>
       <w:r>
         <w:rPr>
+          <w:u w:val="single" w:color="0000ff"/>
           <w:rFonts w:ascii="Charis SIL Regular" w:hAnsi="Charis SIL Regular" w:eastAsia="Charis SIL Regular"/>
           <w:b w:val="0"/>
           <w:i w:val="0"/>
@@ -1964,7 +1947,6 @@
       </w:r>
       <w:r>
         <w:rPr>
-          <w:u w:val="single" w:color="0000ff"/>
           <w:rFonts w:ascii="Charis SIL Regular" w:hAnsi="Charis SIL Regular" w:eastAsia="Charis SIL Regular"/>
           <w:b w:val="0"/>
           <w:i w:val="0"/>
@@ -2077,7 +2059,7 @@
             <w:rPr>
               <w:rStyle w:val="Hyperlink"/>
             </w:rPr>
-            <w:t>e subje</w:t>
+            <w:t>e subjec</w:t>
           </w:r>
         </w:hyperlink>
       </w:r>
@@ -2089,7 +2071,7 @@
           <w:color w:val="000000"/>
           <w:sz w:val="24"/>
         </w:rPr>
-        <w:t xml:space="preserve">ct to </w:t>
+        <w:t xml:space="preserve">t to </w:t>
       </w:r>
       <w:r>
         <w:rPr>
